--- a/submission/Abstract_Puttitada_Pruetchayakul_EN.docx
+++ b/submission/Abstract_Puttitada_Pruetchayakul_EN.docx
@@ -12,9 +12,9 @@
           <w:rFonts w:ascii="Arial" w:hAnsi="Arial" w:cs="Arial" w:eastAsia="Arial"/>
           <w:b/>
           <w:i w:val="0"/>
-          <w:sz w:val="24"/>
-          <w:u w:val="none"/>
-          <w:szCs w:val="24"/>
+          <w:sz w:val="22"/>
+          <w:u w:val="none"/>
+          <w:szCs w:val="22"/>
         </w:rPr>
         <w:t>DOCKING-BASED PRIORITISATION OF RICEBERRY BRAN CONSTITUENTS AGAINST HUMAN α-GLUCOSIDASE AND α-AMYLASE FOR BY-PRODUCT VALORISATION</w:t>
       </w:r>
@@ -108,7 +108,7 @@
           <w:u w:val="none"/>
           <w:szCs w:val="22"/>
         </w:rPr>
-        <w:t>Riceberry bran, a low-value by-product of Thai rice milling, contains anthocyanins, γ-oryzanol, vitamin E and phenolic acids. Anthocyanins from pigmented rice inhibit the starch-digesting enzymes α-glucosidase and α-amylase in vitro. Which constituent to extract and assay first is unresolved, as they have never been compared on the human enzymes.</w:t>
+        <w:t>Riceberry bran, a low-value by-product of Thai rice milling, contains anthocyanins, γ-oryzanol, vitamin E and phenolic acids. Anthocyanins from pigmented rice inhibit the starch-digesting enzymes α-glucosidase and α-amylase in vitro. Which to extract and assay first is unresolved: they have never been compared on the human enzymes.</w:t>
       </w:r>
       <w:r>
         <w:rPr>
@@ -130,7 +130,7 @@
           <w:u w:val="none"/>
           <w:szCs w:val="22"/>
         </w:rPr>
-        <w:t>To prioritise eleven reported Riceberry bran constituents by predicted binding to human maltase-glucoamylase (MGAM) and pancreatic α-amylase (HPA), alongside the solubility a food ingredient needs.</w:t>
+        <w:t>To prioritise eleven Riceberry bran constituents by predicted binding to human maltase-glucoamylase (MGAM) and pancreatic α-amylase (HPA), alongside the solubility a food ingredient needs.</w:t>
       </w:r>
       <w:r>
         <w:rPr>
@@ -174,7 +174,7 @@
           <w:u w:val="none"/>
           <w:szCs w:val="22"/>
         </w:rPr>
-        <w:t>Re-docked acarbose reproduced its crystal pose (RMSD 2.04–2.06 Å; −7.81 kcal/mol on MGAM, −8.69 on HPA). γ-Oryzanol esters bound most tightly (cycloartenyl ferulate −8.87 ± 0.12 on MGAM, −10.52 ± 0.09 on HPA) but were strongly lipophilic (logP &gt; 10). Cyanidin-3-O-glucoside (−7.71 ± 0.02; −8.09 ± 0.02) and peonidin-3-O-glucoside (−7.64; −8.09) ranked next, hydrogen-bonded the catalytic acids of both enzymes (Asp443/Asp542 and Asp197/Glu233), and were the only high-ranking compounds that were water-soluble (logP &lt; 0.7).</w:t>
+        <w:t>Re-docked acarbose reproduced its crystal pose (RMSD 2.04–2.06 Å; −7.81 kcal/mol on MGAM, −8.69 on HPA). γ-Oryzanol esters bound most tightly (cycloartenyl ferulate −8.87 ± 0.12 on MGAM, −10.52 ± 0.09 on HPA) but were strongly lipophilic (logP &gt; 10). Cyanidin-3-O-glucoside (−7.71 ± 0.02; −8.09 ± 0.02) and peonidin-3-O-glucoside (−7.64; −8.09) ranked next, hydrogen-bonded the catalytic acids of both enzymes (Asp443/Asp542 and Asp197/Glu233), and were the only water-soluble front-runners (logP &lt; 0.7).</w:t>
       </w:r>
       <w:r>
         <w:rPr>

--- a/submission/Abstract_Puttitada_Pruetchayakul_EN.docx
+++ b/submission/Abstract_Puttitada_Pruetchayakul_EN.docx
@@ -2,6 +2,38 @@
 <file path=word/document.xml><?xml version="1.0" encoding="utf-8"?>
 <w:document xmlns:wpc="http://schemas.microsoft.com/office/word/2010/wordprocessingCanvas" xmlns:cx="http://schemas.microsoft.com/office/drawing/2014/chartex" xmlns:cx1="http://schemas.microsoft.com/office/drawing/2015/9/8/chartex" xmlns:cx2="http://schemas.microsoft.com/office/drawing/2015/10/21/chartex" xmlns:cx3="http://schemas.microsoft.com/office/drawing/2016/5/9/chartex" xmlns:cx4="http://schemas.microsoft.com/office/drawing/2016/5/10/chartex" xmlns:cx5="http://schemas.microsoft.com/office/drawing/2016/5/11/chartex" xmlns:cx6="http://schemas.microsoft.com/office/drawing/2016/5/12/chartex" xmlns:cx7="http://schemas.microsoft.com/office/drawing/2016/5/13/chartex" xmlns:cx8="http://schemas.microsoft.com/office/drawing/2016/5/14/chartex" xmlns:mc="http://schemas.openxmlformats.org/markup-compatibility/2006" xmlns:m="http://schemas.openxmlformats.org/officeDocument/2006/math" xmlns:aink="http://schemas.microsoft.com/office/drawing/2016/ink" xmlns:am3d="http://schemas.microsoft.com/office/drawing/2017/model3d" xmlns:oel="http://schemas.microsoft.com/office/2019/extlst" xmlns:r="http://schemas.openxmlformats.org/officeDocument/2006/relationships" xmlns:wp14="http://schemas.microsoft.com/office/word/2010/wordprocessingDrawing" xmlns:wp="http://schemas.openxmlformats.org/drawingml/2006/wordprocessingDrawing" xmlns:wpg="http://schemas.microsoft.com/office/word/2010/wordprocessingGroup" xmlns:wpi="http://schemas.microsoft.com/office/word/2010/wordprocessingInk" xmlns:wps="http://schemas.microsoft.com/office/word/2010/wordprocessingShape" xmlns:o="urn:schemas-microsoft-com:office:office" xmlns:v="urn:schemas-microsoft-com:vml" xmlns:w10="urn:schemas-microsoft-com:office:word" xmlns:w="http://schemas.openxmlformats.org/wordprocessingml/2006/main" xmlns:w14="http://schemas.microsoft.com/office/word/2010/wordml" xmlns:w15="http://schemas.microsoft.com/office/word/2012/wordml" xmlns:w16cex="http://schemas.microsoft.com/office/word/2018/wordml/cex" xmlns:w16cid="http://schemas.microsoft.com/office/word/2016/wordml/cid" xmlns:w16="http://schemas.microsoft.com/office/word/2018/wordml" xmlns:w16sdtdh="http://schemas.microsoft.com/office/word/2020/wordml/sdtdatahash" xmlns:w16sdtfl="http://schemas.microsoft.com/office/word/2024/wordml/sdtformatlock" xmlns:w16se="http://schemas.microsoft.com/office/word/2015/wordml/symex" xmlns:w16du="http://schemas.microsoft.com/office/word/2023/wordml/word16du" xmlns:wne="http://schemas.microsoft.com/office/word/2006/wordml" mc:Ignorable="w14 w15 w16se w16cid w16 w16cex w16sdtdh w16sdtfl w16du wp14">
   <w:body>
+    <w:p>
+      <w:pPr>
+        <w:spacing w:after="0" w:before="0"/>
+        <w:jc w:val="center"/>
+      </w:pPr>
+      <w:r>
+        <w:rPr>
+          <w:rFonts w:ascii="Arial" w:hAnsi="Arial" w:cs="Arial" w:eastAsia="Arial"/>
+          <w:b w:val="0"/>
+          <w:i w:val="0"/>
+          <w:sz w:val="32"/>
+          <w:u w:val="none"/>
+          <w:szCs w:val="32"/>
+        </w:rPr>
+      </w:r>
+    </w:p>
+    <w:p>
+      <w:pPr>
+        <w:spacing w:after="0" w:before="0"/>
+        <w:jc w:val="center"/>
+      </w:pPr>
+      <w:r>
+        <w:rPr>
+          <w:rFonts w:ascii="Arial" w:hAnsi="Arial" w:cs="Arial" w:eastAsia="Arial"/>
+          <w:b w:val="0"/>
+          <w:i w:val="0"/>
+          <w:sz w:val="32"/>
+          <w:u w:val="none"/>
+          <w:szCs w:val="32"/>
+        </w:rPr>
+      </w:r>
+    </w:p>
     <w:p>
       <w:pPr>
         <w:spacing w:after="160" w:before="0"/>
